--- a/docs/technical-document.docx
+++ b/docs/technical-document.docx
@@ -218,7 +218,7 @@
               <w:rPr>
                 <w:sz w:val="17"/>
               </w:rPr>
-              <w:t>312dfca — "feat: show the cloud prompts during the first session only"</w:t>
+              <w:t>104b7ad — "feat: settle the ambient field and put the event detail on glass"</w:t>
             </w:r>
           </w:p>
         </w:tc>
@@ -363,6 +363,42 @@
                 <w:sz w:val="17"/>
               </w:rPr>
               <w:t>tsc clean; 564/564 app tests; 52/52 rules tests; 23/23 functions tests</w:t>
+            </w:r>
+          </w:p>
+        </w:tc>
+      </w:tr>
+      <w:tr>
+        <w:tc>
+          <w:tcPr>
+            <w:tcW w:type="dxa" w:w="3024"/>
+          </w:tcPr>
+          <w:p>
+            <w:pPr>
+              <w:spacing w:after="40"/>
+            </w:pPr>
+            <w:r/>
+            <w:r>
+              <w:rPr>
+                <w:sz w:val="17"/>
+              </w:rPr>
+              <w:t>Live rules</w:t>
+            </w:r>
+          </w:p>
+        </w:tc>
+        <w:tc>
+          <w:tcPr>
+            <w:tcW w:type="dxa" w:w="6048"/>
+          </w:tcPr>
+          <w:p>
+            <w:pPr>
+              <w:spacing w:after="40"/>
+            </w:pPr>
+            <w:r/>
+            <w:r>
+              <w:rPr>
+                <w:sz w:val="17"/>
+              </w:rPr>
+              <w:t>firestore.rules (3 Sep 2026) and storage.rules (4 Sep 2026) both deployed</w:t>
             </w:r>
           </w:p>
         </w:tc>
@@ -9391,6 +9427,11 @@
       </w:r>
     </w:p>
     <w:p>
+      <w:r>
+        <w:t>Note the split of responsibility: the client only ever registers a token and reacts to a tap. If push appears broken, the question is which half — a missing token document under users/{uid} is a client problem, and a token that exists while nothing arrives is a functions problem.</w:t>
+      </w:r>
+    </w:p>
+    <w:p>
       <w:pPr>
         <w:pStyle w:val="Heading2"/>
       </w:pPr>
@@ -12185,7 +12226,7 @@
         <w:spacing w:after="0" w:before="0"/>
       </w:pPr>
       <w:r>
-        <w:t>npx firebase-tools deploy --only firestore:rules            # what is live today</w:t>
+        <w:t>npx firebase-tools deploy --only firestore:rules,storage    # both are live as of 4 Sep 2026</w:t>
       </w:r>
     </w:p>
     <w:p>
@@ -12194,7 +12235,16 @@
         <w:spacing w:after="0" w:before="0"/>
       </w:pPr>
       <w:r>
-        <w:t>npx firebase-tools deploy --only firestore:rules,storage    # once a bucket exists</w:t>
+        <w:t>npx firebase-tools deploy --only firestore:rules             # Firestore only</w:t>
+      </w:r>
+    </w:p>
+    <w:p>
+      <w:pPr>
+        <w:pStyle w:val="CodeBlock"/>
+        <w:spacing w:after="0" w:before="0"/>
+      </w:pPr>
+      <w:r>
+        <w:t>npx firebase-tools deploy --only storage                     # Storage only</w:t>
       </w:r>
     </w:p>
     <w:p>
@@ -12280,7 +12330,7 @@
           <w:i/>
           <w:color w:val="584C3C"/>
         </w:rPr>
-        <w:t>v2 Cloud Functions require the Blaze (pay-as-you-go) plan, because they build through Cloud Build and are stored in Artifact Registry. On the Spark plan this deploy cannot succeed, which is why none of the five functions is live. See section 16.1.</w:t>
+        <w:t>v2 Cloud Functions require the Blaze (pay-as-you-go) plan, because they build through Cloud Build and are stored in Artifact Registry. The plan appears to be in place — the Storage bucket exists, which Blaze also gates — so this deploy is most likely unblocked, but none of the five functions has actually been deployed yet. It is the one outstanding release blocker; see section 16.1.</w:t>
       </w:r>
     </w:p>
     <w:p>
@@ -12364,7 +12414,7 @@
         <w:spacing w:after="60"/>
       </w:pPr>
       <w:r>
-        <w:t>Provision Cloud Storage in the Firebase console (Build -&gt; Storage -&gt; Get started). Until this exists, every upload fails and degrades, and storage.rules cannot be deployed.</w:t>
+        <w:t>Exercise media uploads on a real device — avatar, a vibe slot, an event cover, a venue photo and a chat attachment. The bucket and its rules went live on 4 September 2026 and nothing has been uploaded through them yet, so this path is unproven rather than known good.</w:t>
       </w:r>
     </w:p>
     <w:p>
@@ -12373,7 +12423,7 @@
         <w:spacing w:after="60"/>
       </w:pPr>
       <w:r>
-        <w:t>Upgrade the project to Blaze, then deploy functions. Without this, email sign-up and phone sign-in are broken and no push is ever delivered.</w:t>
+        <w:t>Deploy the Cloud Functions. Until they exist, email sign-up and phone sign-in are broken and no push is ever delivered (section 16.1).</w:t>
       </w:r>
     </w:p>
     <w:p>
@@ -12382,7 +12432,7 @@
         <w:spacing w:after="60"/>
       </w:pPr>
       <w:r>
-        <w:t>Deploy rules: `npx firebase-tools deploy --only firestore:rules,storage`.</w:t>
+        <w:t>Confirm rules are current: both rulesets are live, so redeploy only if firestore.rules or storage.rules changed since 4 September 2026.</w:t>
       </w:r>
     </w:p>
     <w:p>
@@ -12585,7 +12635,7 @@
               <w:rPr>
                 <w:sz w:val="17"/>
               </w:rPr>
-              <w:t>Cloud Storage not provisioned</w:t>
+              <w:t>Media uploads never exercised against the real bucket</w:t>
             </w:r>
           </w:p>
         </w:tc>
@@ -12602,7 +12652,7 @@
               <w:rPr>
                 <w:sz w:val="17"/>
               </w:rPr>
-              <w:t>Every upload fails and degrades by design: utils/avatar.ts renders coloured initials, TicketCard draws its "No photo yet" band, and the vibe / venue / cover slots stay empty.</w:t>
+              <w:t>Not a blocker so much as an unproven path. Storage was provisioned and storage.rules deployed on 4 September 2026, so the five upload surfaces should work for the first time — but nothing has been through them yet, and the client degrades silently on failure, which is exactly the shape of a problem that hides.</w:t>
             </w:r>
           </w:p>
         </w:tc>
@@ -12619,60 +12669,7 @@
               <w:rPr>
                 <w:sz w:val="17"/>
               </w:rPr>
-              <w:t>Firebase console -&gt; Build -&gt; Storage -&gt; Get started (Blaze).</w:t>
-            </w:r>
-          </w:p>
-        </w:tc>
-      </w:tr>
-      <w:tr>
-        <w:tc>
-          <w:tcPr>
-            <w:tcW w:type="dxa" w:w="2448"/>
-          </w:tcPr>
-          <w:p>
-            <w:pPr>
-              <w:spacing w:after="40"/>
-            </w:pPr>
-            <w:r/>
-            <w:r>
-              <w:rPr>
-                <w:sz w:val="17"/>
-              </w:rPr>
-              <w:t>`storage.rules` written and emulator-tested but not deployed</w:t>
-            </w:r>
-          </w:p>
-        </w:tc>
-        <w:tc>
-          <w:tcPr>
-            <w:tcW w:type="dxa" w:w="4320"/>
-          </w:tcPr>
-          <w:p>
-            <w:pPr>
-              <w:spacing w:after="40"/>
-            </w:pPr>
-            <w:r/>
-            <w:r>
-              <w:rPr>
-                <w:sz w:val="17"/>
-              </w:rPr>
-              <w:t>Nothing today, since there is no bucket to protect. It must ship in the same change as the bucket, or media paths would be unprotected the moment one exists.</w:t>
-            </w:r>
-          </w:p>
-        </w:tc>
-        <w:tc>
-          <w:tcPr>
-            <w:tcW w:type="dxa" w:w="2304"/>
-          </w:tcPr>
-          <w:p>
-            <w:pPr>
-              <w:spacing w:after="40"/>
-            </w:pPr>
-            <w:r/>
-            <w:r>
-              <w:rPr>
-                <w:sz w:val="17"/>
-              </w:rPr>
-              <w:t>`npx firebase-tools deploy --only storage` once the bucket exists.</w:t>
+              <w:t>One pass on a device: avatar, vibe slot, event cover, venue photo, chat attachment.</w:t>
             </w:r>
           </w:p>
         </w:tc>
@@ -12715,10 +12712,10 @@
         <w:rPr>
           <w:b/>
         </w:rPr>
-        <w:t xml:space="preserve">Firestore rules ARE live — </w:t>
-      </w:r>
-      <w:r>
-        <w:t>deployed 2026-09-03, including the write-once role split, the conversations null guard and the socials mutual-follow gate.</w:t>
+        <w:t xml:space="preserve">Both rulesets ARE live — </w:t>
+      </w:r>
+      <w:r>
+        <w:t>firestore.rules deployed 2026-09-03 (the write-once role split, the conversations null guard and the socials mutual-follow gate) and storage.rules deployed 2026-09-04. An anonymous read of the bucket answers 403 rather than 404, which is the deployed rules refusing a caller who is not signed in — the bucket exists and it is protected.</w:t>
       </w:r>
     </w:p>
     <w:p>

--- a/docs/technical-document.docx
+++ b/docs/technical-document.docx
@@ -12330,7 +12330,7 @@
           <w:i/>
           <w:color w:val="584C3C"/>
         </w:rPr>
-        <w:t>v2 Cloud Functions require the Blaze (pay-as-you-go) plan, because they build through Cloud Build and are stored in Artifact Registry. The plan appears to be in place — the Storage bucket exists, which Blaze also gates — so this deploy is most likely unblocked, but none of the five functions has actually been deployed yet. It is the one outstanding release blocker; see section 16.1.</w:t>
+        <w:t>v2 Cloud Functions require the Blaze (pay-as-you-go) plan, because they build through Cloud Build and are stored in Artifact Registry. Blaze is evidently active — the Storage bucket exists, which Blaze also gates — but this deploy was attempted on 4 September 2026 and failed at the IAM step: it builds, packages and enables every API, then reports "We failed to modify the IAM policy for the project". A v2 function needs three service-agent bindings, and the deploying account could not add them: roles/iam.serviceAccountTokenCreator on the Pub/Sub service agent, and roles/run.invoker plus roles/eventarc.eventReceiver on the default compute service account. Grant those as a project Owner — the CLI prints the three gcloud commands, and Cloud Shell already has gcloud authenticated — then re-run the deploy. If gcloud says the compute service account does not exist, enable the Compute Engine API first, since that is what creates it.</w:t>
       </w:r>
     </w:p>
     <w:p>
@@ -12423,7 +12423,7 @@
         <w:spacing w:after="60"/>
       </w:pPr>
       <w:r>
-        <w:t>Deploy the Cloud Functions. Until they exist, email sign-up and phone sign-in are broken and no push is ever delivered (section 16.1).</w:t>
+        <w:t>Deploy the Cloud Functions, which first needs the three service-agent IAM bindings granted by a project Owner. Until the functions exist, email sign-up and phone sign-in are broken and no push is ever delivered (section 16.1).</w:t>
       </w:r>
     </w:p>
     <w:p>
@@ -12616,7 +12616,7 @@
               <w:rPr>
                 <w:sz w:val="17"/>
               </w:rPr>
-              <w:t>Upgrade to Blaze, then `npx firebase-tools deploy --only functions`.</w:t>
+              <w:t>Grant the three service-agent IAM roles as a project Owner (the CLI prints the exact gcloud commands; Cloud Shell has gcloud ready), then re-run `npx firebase-tools deploy --only functions`. Attempted 4 Sep 2026: the build and API enablement succeed, only the IAM policy write fails.</w:t>
             </w:r>
           </w:p>
         </w:tc>

--- a/docs/technical-document.docx
+++ b/docs/technical-document.docx
@@ -618,7 +618,7 @@
     </w:p>
     <w:p>
       <w:r>
-        <w:t>The system is a client-heavy mobile application over Firebase as a backend-as-a-service. There is no bespoke API server. The React Native client talks directly to Firebase Auth, Firestore and Cloud Storage; Firebase Security Rules are the authorisation layer, and a small set of Cloud Functions covers the two jobs a client genuinely cannot do — sending push notifications to other people, and reserving a phone number atomically across accounts.</w:t>
+        <w:t>The system is a client-heavy mobile application over Firebase as a backend-as-a-service. There is no bespoke API server. The React Native client talks directly to Firebase Auth, Firestore and Cloud Storage; Firebase Security Rules are the authorisation layer, and a small set of Cloud Functions covers the jobs a client genuinely cannot do — sending push notifications to other people, reserving a phone number atomically across accounts, notifying a human about a report, and deleting an account completely.</w:t>
       </w:r>
     </w:p>
     <w:p>
@@ -789,7 +789,7 @@
         <w:spacing w:after="0" w:before="0"/>
       </w:pPr>
       <w:r>
-        <w:t>|  Firestore   16 collection paths; firestore.rules is the authz layer    |</w:t>
+        <w:t>|  Firestore   19 collection paths; firestore.rules is the authz layer    |</w:t>
       </w:r>
     </w:p>
     <w:p>
@@ -807,7 +807,7 @@
         <w:spacing w:after="0" w:before="0"/>
       </w:pPr>
       <w:r>
-        <w:t>|  Functions   3 Firestore triggers (push fan-out) + 2 callables          |</w:t>
+        <w:t>|  Functions   4 Firestore triggers + 3 callables (push, phone, delete)   |</w:t>
       </w:r>
     </w:p>
     <w:p>
@@ -2752,10 +2752,10 @@
         <w:rPr>
           <w:b/>
         </w:rPr>
-        <w:t xml:space="preserve">No navigation library beyond expo-router — </w:t>
-      </w:r>
-      <w:r>
-        <w:t>and no composite Firestore indexes anywhere, which is why every query uses a single-field where and filtering happens client-side.</w:t>
+        <w:t xml:space="preserve">One Firestore index, and only one — </w:t>
+      </w:r>
+      <w:r>
+        <w:t>account deletion needs a collection-group index on messages.authorUid, added in firestore.indexes.json. Every other query is a single-field where with client-side filtering, which is a deliberate ceiling rather than an accident.</w:t>
       </w:r>
     </w:p>
     <w:p>
@@ -6743,6 +6743,168 @@
           </w:p>
         </w:tc>
       </w:tr>
+      <w:tr>
+        <w:tc>
+          <w:tcPr>
+            <w:tcW w:type="dxa" w:w="2520"/>
+          </w:tcPr>
+          <w:p>
+            <w:pPr>
+              <w:spacing w:after="40"/>
+            </w:pPr>
+            <w:r/>
+            <w:r>
+              <w:rPr>
+                <w:rFonts w:ascii="Consolas" w:hAnsi="Consolas"/>
+                <w:sz w:val="17"/>
+              </w:rPr>
+              <w:t>users/{uid}/blocks/{blockedUid}</w:t>
+            </w:r>
+          </w:p>
+        </w:tc>
+        <w:tc>
+          <w:tcPr>
+            <w:tcW w:type="dxa" w:w="2448"/>
+          </w:tcPr>
+          <w:p>
+            <w:pPr>
+              <w:spacing w:after="40"/>
+            </w:pPr>
+            <w:r/>
+            <w:r>
+              <w:rPr>
+                <w:sz w:val="17"/>
+              </w:rPr>
+              <w:t>{ createdAt }</w:t>
+            </w:r>
+          </w:p>
+        </w:tc>
+        <w:tc>
+          <w:tcPr>
+            <w:tcW w:type="dxa" w:w="4104"/>
+          </w:tcPr>
+          <w:p>
+            <w:pPr>
+              <w:spacing w:after="40"/>
+            </w:pPr>
+            <w:r/>
+            <w:r>
+              <w:rPr>
+                <w:sz w:val="17"/>
+              </w:rPr>
+              <w:t>Private to the blocker; the doc id IS the blocked uid, so a rules exists() can prove a block on a constructible path.</w:t>
+            </w:r>
+          </w:p>
+        </w:tc>
+      </w:tr>
+      <w:tr>
+        <w:tc>
+          <w:tcPr>
+            <w:tcW w:type="dxa" w:w="2520"/>
+          </w:tcPr>
+          <w:p>
+            <w:pPr>
+              <w:spacing w:after="40"/>
+            </w:pPr>
+            <w:r/>
+            <w:r>
+              <w:rPr>
+                <w:rFonts w:ascii="Consolas" w:hAnsi="Consolas"/>
+                <w:sz w:val="17"/>
+              </w:rPr>
+              <w:t>reports/{reportId}</w:t>
+            </w:r>
+          </w:p>
+        </w:tc>
+        <w:tc>
+          <w:tcPr>
+            <w:tcW w:type="dxa" w:w="2448"/>
+          </w:tcPr>
+          <w:p>
+            <w:pPr>
+              <w:spacing w:after="40"/>
+            </w:pPr>
+            <w:r/>
+            <w:r>
+              <w:rPr>
+                <w:sz w:val="17"/>
+              </w:rPr>
+              <w:t>Report</w:t>
+            </w:r>
+          </w:p>
+        </w:tc>
+        <w:tc>
+          <w:tcPr>
+            <w:tcW w:type="dxa" w:w="4104"/>
+          </w:tcPr>
+          <w:p>
+            <w:pPr>
+              <w:spacing w:after="40"/>
+            </w:pPr>
+            <w:r/>
+            <w:r>
+              <w:rPr>
+                <w:sz w:val="17"/>
+              </w:rPr>
+              <w:t>Create-only. Readable by nobody, including its author.</w:t>
+            </w:r>
+          </w:p>
+        </w:tc>
+      </w:tr>
+      <w:tr>
+        <w:tc>
+          <w:tcPr>
+            <w:tcW w:type="dxa" w:w="2520"/>
+          </w:tcPr>
+          <w:p>
+            <w:pPr>
+              <w:spacing w:after="40"/>
+            </w:pPr>
+            <w:r/>
+            <w:r>
+              <w:rPr>
+                <w:rFonts w:ascii="Consolas" w:hAnsi="Consolas"/>
+                <w:sz w:val="17"/>
+              </w:rPr>
+              <w:t>mail/{autoId}</w:t>
+            </w:r>
+          </w:p>
+        </w:tc>
+        <w:tc>
+          <w:tcPr>
+            <w:tcW w:type="dxa" w:w="2448"/>
+          </w:tcPr>
+          <w:p>
+            <w:pPr>
+              <w:spacing w:after="40"/>
+            </w:pPr>
+            <w:r/>
+            <w:r>
+              <w:rPr>
+                <w:sz w:val="17"/>
+              </w:rPr>
+              <w:t>Trigger Email document</w:t>
+            </w:r>
+          </w:p>
+        </w:tc>
+        <w:tc>
+          <w:tcPr>
+            <w:tcW w:type="dxa" w:w="4104"/>
+          </w:tcPr>
+          <w:p>
+            <w:pPr>
+              <w:spacing w:after="40"/>
+            </w:pPr>
+            <w:r/>
+            <w:r>
+              <w:rPr>
+                <w:sz w:val="17"/>
+              </w:rPr>
+              <w:t>Written by onReportCreated, consumed by the Firebase Trigger Email extension.</w:t>
+            </w:r>
+          </w:p>
+        </w:tc>
+      </w:tr>
     </w:tbl>
     <w:p>
       <w:pPr>
@@ -8245,7 +8407,115 @@
               <w:rPr>
                 <w:sz w:val="17"/>
               </w:rPr>
-              <w:t>create: only an edge whose follower is the caller. delete: the follower.</w:t>
+              <w:t>create: only an edge whose follower is the caller, AND neither party has blocked the other. delete: the follower.</w:t>
+            </w:r>
+          </w:p>
+        </w:tc>
+      </w:tr>
+      <w:tr>
+        <w:tc>
+          <w:tcPr>
+            <w:tcW w:type="dxa" w:w="2520"/>
+          </w:tcPr>
+          <w:p>
+            <w:pPr>
+              <w:spacing w:after="40"/>
+            </w:pPr>
+            <w:r/>
+            <w:r>
+              <w:rPr>
+                <w:rFonts w:ascii="Consolas" w:hAnsi="Consolas"/>
+                <w:sz w:val="17"/>
+              </w:rPr>
+              <w:t>users/{uid}/blocks</w:t>
+            </w:r>
+          </w:p>
+        </w:tc>
+        <w:tc>
+          <w:tcPr>
+            <w:tcW w:type="dxa" w:w="2664"/>
+          </w:tcPr>
+          <w:p>
+            <w:pPr>
+              <w:spacing w:after="40"/>
+            </w:pPr>
+            <w:r/>
+            <w:r>
+              <w:rPr>
+                <w:sz w:val="17"/>
+              </w:rPr>
+              <w:t>Owner only - nobody can read who blocked them</w:t>
+            </w:r>
+          </w:p>
+        </w:tc>
+        <w:tc>
+          <w:tcPr>
+            <w:tcW w:type="dxa" w:w="3888"/>
+          </w:tcPr>
+          <w:p>
+            <w:pPr>
+              <w:spacing w:after="40"/>
+            </w:pPr>
+            <w:r/>
+            <w:r>
+              <w:rPr>
+                <w:sz w:val="17"/>
+              </w:rPr>
+              <w:t>Owner</w:t>
+            </w:r>
+          </w:p>
+        </w:tc>
+      </w:tr>
+      <w:tr>
+        <w:tc>
+          <w:tcPr>
+            <w:tcW w:type="dxa" w:w="2520"/>
+          </w:tcPr>
+          <w:p>
+            <w:pPr>
+              <w:spacing w:after="40"/>
+            </w:pPr>
+            <w:r/>
+            <w:r>
+              <w:rPr>
+                <w:rFonts w:ascii="Consolas" w:hAnsi="Consolas"/>
+                <w:sz w:val="17"/>
+              </w:rPr>
+              <w:t>reports/{id}</w:t>
+            </w:r>
+          </w:p>
+        </w:tc>
+        <w:tc>
+          <w:tcPr>
+            <w:tcW w:type="dxa" w:w="2664"/>
+          </w:tcPr>
+          <w:p>
+            <w:pPr>
+              <w:spacing w:after="40"/>
+            </w:pPr>
+            <w:r/>
+            <w:r>
+              <w:rPr>
+                <w:sz w:val="17"/>
+              </w:rPr>
+              <w:t>Nobody, ever</w:t>
+            </w:r>
+          </w:p>
+        </w:tc>
+        <w:tc>
+          <w:tcPr>
+            <w:tcW w:type="dxa" w:w="3888"/>
+          </w:tcPr>
+          <w:p>
+            <w:pPr>
+              <w:spacing w:after="40"/>
+            </w:pPr>
+            <w:r/>
+            <w:r>
+              <w:rPr>
+                <w:sz w:val="17"/>
+              </w:rPr>
+              <w:t>create: the member named as reporterUid. No update, no delete.</w:t>
             </w:r>
           </w:p>
         </w:tc>
@@ -9436,7 +9706,381 @@
         <w:pStyle w:val="Heading2"/>
       </w:pPr>
       <w:r>
-        <w:t>10.8 First-run prompts (the "cloud")</w:t>
+        <w:t>10.8 Safety, legal and moderation (App Store compliance)</w:t>
+      </w:r>
+    </w:p>
+    <w:p>
+      <w:r>
+        <w:t>Five surfaces exist because App Review Guidelines 1.2 and 5.1.1(v) require them of any app with user-generated content, messaging and account creation. Spec: docs/superpowers/specs/2026-08-12-app-store-compliance-design.md; plan: docs/superpowers/plans/2026-09-05-app-store-compliance.md.</w:t>
+      </w:r>
+    </w:p>
+    <w:tbl>
+      <w:tblPr>
+        <w:tblStyle w:val="TableGrid"/>
+        <w:tblW w:type="auto" w:w="0"/>
+        <w:jc w:val="left"/>
+        <w:tblLook w:firstColumn="1" w:firstRow="1" w:lastColumn="0" w:lastRow="0" w:noHBand="0" w:noVBand="1" w:val="04A0"/>
+      </w:tblPr>
+      <w:tblGrid>
+        <w:gridCol w:w="3120"/>
+        <w:gridCol w:w="3120"/>
+        <w:gridCol w:w="3120"/>
+      </w:tblGrid>
+      <w:tr>
+        <w:tc>
+          <w:tcPr>
+            <w:tcW w:type="dxa" w:w="1656"/>
+            <w:shd w:val="clear" w:fill="F2E9DC"/>
+          </w:tcPr>
+          <w:p>
+            <w:pPr>
+              <w:spacing w:after="40"/>
+            </w:pPr>
+            <w:r/>
+            <w:r>
+              <w:rPr>
+                <w:b/>
+                <w:sz w:val="19"/>
+              </w:rPr>
+              <w:t>Surface</w:t>
+            </w:r>
+          </w:p>
+        </w:tc>
+        <w:tc>
+          <w:tcPr>
+            <w:tcW w:type="dxa" w:w="3672"/>
+            <w:shd w:val="clear" w:fill="F2E9DC"/>
+          </w:tcPr>
+          <w:p>
+            <w:pPr>
+              <w:spacing w:after="40"/>
+            </w:pPr>
+            <w:r/>
+            <w:r>
+              <w:rPr>
+                <w:b/>
+                <w:sz w:val="19"/>
+              </w:rPr>
+              <w:t>How it works</w:t>
+            </w:r>
+          </w:p>
+        </w:tc>
+        <w:tc>
+          <w:tcPr>
+            <w:tcW w:type="dxa" w:w="3744"/>
+            <w:shd w:val="clear" w:fill="F2E9DC"/>
+          </w:tcPr>
+          <w:p>
+            <w:pPr>
+              <w:spacing w:after="40"/>
+            </w:pPr>
+            <w:r/>
+            <w:r>
+              <w:rPr>
+                <w:b/>
+                <w:sz w:val="19"/>
+              </w:rPr>
+              <w:t>The load-bearing decision</w:t>
+            </w:r>
+          </w:p>
+        </w:tc>
+      </w:tr>
+      <w:tr>
+        <w:tc>
+          <w:tcPr>
+            <w:tcW w:type="dxa" w:w="1656"/>
+          </w:tcPr>
+          <w:p>
+            <w:pPr>
+              <w:spacing w:after="40"/>
+            </w:pPr>
+            <w:r/>
+            <w:r>
+              <w:rPr>
+                <w:sz w:val="17"/>
+              </w:rPr>
+              <w:t>Blocking</w:t>
+            </w:r>
+          </w:p>
+        </w:tc>
+        <w:tc>
+          <w:tcPr>
+            <w:tcW w:type="dxa" w:w="3672"/>
+          </w:tcPr>
+          <w:p>
+            <w:pPr>
+              <w:spacing w:after="40"/>
+            </w:pPr>
+            <w:r/>
+            <w:r>
+              <w:rPr>
+                <w:sz w:val="17"/>
+              </w:rPr>
+              <w:t>users/{uid}/blocks/{blockedUid}, gated in rules on conversation create, message create and follow create; filtered client-side on five read surfaces through the useBlocks module store.</w:t>
+            </w:r>
+          </w:p>
+        </w:tc>
+        <w:tc>
+          <w:tcPr>
+            <w:tcW w:type="dxa" w:w="3744"/>
+          </w:tcPr>
+          <w:p>
+            <w:pPr>
+              <w:spacing w:after="40"/>
+            </w:pPr>
+            <w:r/>
+            <w:r>
+              <w:rPr>
+                <w:sz w:val="17"/>
+              </w:rPr>
+              <w:t>Symmetric on writes, asymmetric on reads. A mirror document would let the blocked party enumerate who blocked them, turning a private safety action into a notification.</w:t>
+            </w:r>
+          </w:p>
+        </w:tc>
+      </w:tr>
+      <w:tr>
+        <w:tc>
+          <w:tcPr>
+            <w:tcW w:type="dxa" w:w="1656"/>
+          </w:tcPr>
+          <w:p>
+            <w:pPr>
+              <w:spacing w:after="40"/>
+            </w:pPr>
+            <w:r/>
+            <w:r>
+              <w:rPr>
+                <w:sz w:val="17"/>
+              </w:rPr>
+              <w:t>Reporting</w:t>
+            </w:r>
+          </w:p>
+        </w:tc>
+        <w:tc>
+          <w:tcPr>
+            <w:tcW w:type="dxa" w:w="3672"/>
+          </w:tcPr>
+          <w:p>
+            <w:pPr>
+              <w:spacing w:after="40"/>
+            </w:pPr>
+            <w:r/>
+            <w:r>
+              <w:rPr>
+                <w:sz w:val="17"/>
+              </w:rPr>
+              <w:t>A create-only reports collection, one shared ReportSheet with three entry points (profile, message long-press, event), and onReportCreated turning a write into a mail document.</w:t>
+            </w:r>
+          </w:p>
+        </w:tc>
+        <w:tc>
+          <w:tcPr>
+            <w:tcW w:type="dxa" w:w="3744"/>
+          </w:tcPr>
+          <w:p>
+            <w:pPr>
+              <w:spacing w:after="40"/>
+            </w:pPr>
+            <w:r/>
+            <w:r>
+              <w:rPr>
+                <w:sz w:val="17"/>
+              </w:rPr>
+              <w:t>Unreadable by everyone including its author, because a report is an accusation about a third party. The notification is what makes "timely responses" operable.</w:t>
+            </w:r>
+          </w:p>
+        </w:tc>
+      </w:tr>
+      <w:tr>
+        <w:tc>
+          <w:tcPr>
+            <w:tcW w:type="dxa" w:w="1656"/>
+          </w:tcPr>
+          <w:p>
+            <w:pPr>
+              <w:spacing w:after="40"/>
+            </w:pPr>
+            <w:r/>
+            <w:r>
+              <w:rPr>
+                <w:sz w:val="17"/>
+              </w:rPr>
+              <w:t>Account deletion</w:t>
+            </w:r>
+          </w:p>
+        </w:tc>
+        <w:tc>
+          <w:tcPr>
+            <w:tcW w:type="dxa" w:w="3672"/>
+          </w:tcPr>
+          <w:p>
+            <w:pPr>
+              <w:spacing w:after="40"/>
+            </w:pPr>
+            <w:r/>
+            <w:r>
+              <w:rPr>
+                <w:sz w:val="17"/>
+              </w:rPr>
+              <w:t>A callable that cascades eight steps then deletes the Auth user; a typed-confirmation screen with re-authentication.</w:t>
+            </w:r>
+          </w:p>
+        </w:tc>
+        <w:tc>
+          <w:tcPr>
+            <w:tcW w:type="dxa" w:w="3744"/>
+          </w:tcPr>
+          <w:p>
+            <w:pPr>
+              <w:spacing w:after="40"/>
+            </w:pPr>
+            <w:r/>
+            <w:r>
+              <w:rPr>
+                <w:sz w:val="17"/>
+              </w:rPr>
+              <w:t>Auth user LAST, so a mid-way failure leaves a recoverable account. Past events survive a hoster deletion; future ones are cancelled.</w:t>
+            </w:r>
+          </w:p>
+        </w:tc>
+      </w:tr>
+      <w:tr>
+        <w:tc>
+          <w:tcPr>
+            <w:tcW w:type="dxa" w:w="1656"/>
+          </w:tcPr>
+          <w:p>
+            <w:pPr>
+              <w:spacing w:after="40"/>
+            </w:pPr>
+            <w:r/>
+            <w:r>
+              <w:rPr>
+                <w:sz w:val="17"/>
+              </w:rPr>
+              <w:t>Terms acceptance</w:t>
+            </w:r>
+          </w:p>
+        </w:tc>
+        <w:tc>
+          <w:tcPr>
+            <w:tcW w:type="dxa" w:w="3672"/>
+          </w:tcPr>
+          <w:p>
+            <w:pPr>
+              <w:spacing w:after="40"/>
+            </w:pPr>
+            <w:r/>
+            <w:r>
+              <w:rPr>
+                <w:sz w:val="17"/>
+              </w:rPr>
+              <w:t>A required checkbox at sign-up, stamped onto users/{uid} with the version; policy, terms and support rows in Settings.</w:t>
+            </w:r>
+          </w:p>
+        </w:tc>
+        <w:tc>
+          <w:tcPr>
+            <w:tcW w:type="dxa" w:w="3744"/>
+          </w:tcPr>
+          <w:p>
+            <w:pPr>
+              <w:spacing w:after="40"/>
+            </w:pPr>
+            <w:r/>
+            <w:r>
+              <w:rPr>
+                <w:sz w:val="17"/>
+              </w:rPr>
+              <w:t>On users/{uid}, not profiles/{uid} - acceptance predates the profile, and hosters never get one. The version rather than a boolean is what makes re-acceptance answerable.</w:t>
+            </w:r>
+          </w:p>
+        </w:tc>
+      </w:tr>
+      <w:tr>
+        <w:tc>
+          <w:tcPr>
+            <w:tcW w:type="dxa" w:w="1656"/>
+          </w:tcPr>
+          <w:p>
+            <w:pPr>
+              <w:spacing w:after="40"/>
+            </w:pPr>
+            <w:r/>
+            <w:r>
+              <w:rPr>
+                <w:sz w:val="17"/>
+              </w:rPr>
+              <w:t>Content filter</w:t>
+            </w:r>
+          </w:p>
+        </w:tc>
+        <w:tc>
+          <w:tcPr>
+            <w:tcW w:type="dxa" w:w="3672"/>
+          </w:tcPr>
+          <w:p>
+            <w:pPr>
+              <w:spacing w:after="40"/>
+            </w:pPr>
+            <w:r/>
+            <w:r>
+              <w:rPr>
+                <w:sz w:val="17"/>
+              </w:rPr>
+              <w:t>A pure wordlist checked before any Firestore call on four write paths.</w:t>
+            </w:r>
+          </w:p>
+        </w:tc>
+        <w:tc>
+          <w:tcPr>
+            <w:tcW w:type="dxa" w:w="3744"/>
+          </w:tcPr>
+          <w:p>
+            <w:pPr>
+              <w:spacing w:after="40"/>
+            </w:pPr>
+            <w:r/>
+            <w:r>
+              <w:rPr>
+                <w:sz w:val="17"/>
+              </w:rPr>
+              <w:t>Slurs and explicit sexual terms, NOT ordinary swearing. It rejects rather than silently stripping, because quietly editing what somebody wrote means the message was not theirs.</w:t>
+            </w:r>
+          </w:p>
+        </w:tc>
+      </w:tr>
+    </w:tbl>
+    <w:p>
+      <w:pPr>
+        <w:spacing w:after="40"/>
+      </w:pPr>
+    </w:p>
+    <w:p>
+      <w:pPr>
+        <w:ind w:left="259"/>
+      </w:pPr>
+      <w:r>
+        <w:rPr>
+          <w:b/>
+          <w:color w:val="853615"/>
+        </w:rPr>
+        <w:t xml:space="preserve">Status: </w:t>
+      </w:r>
+      <w:r>
+        <w:rPr>
+          <w:i/>
+          <w:color w:val="584C3C"/>
+        </w:rPr>
+        <w:t>Reporting notifications and account deletion both run in Cloud Functions, so neither works on the live project until the IAM bindings in section 16.1 are granted. Blocking, terms acceptance and the content filter are client-and-rules only, and work as soon as the build ships.</w:t>
+      </w:r>
+    </w:p>
+    <w:p>
+      <w:pPr>
+        <w:pStyle w:val="Heading2"/>
+      </w:pPr>
+      <w:r>
+        <w:t>10.9 First-run prompts (the "cloud")</w:t>
       </w:r>
     </w:p>
     <w:p>
@@ -10655,6 +11299,148 @@
           </w:p>
         </w:tc>
       </w:tr>
+      <w:tr>
+        <w:tc>
+          <w:tcPr>
+            <w:tcW w:type="dxa" w:w="1944"/>
+          </w:tcPr>
+          <w:p>
+            <w:pPr>
+              <w:spacing w:after="40"/>
+            </w:pPr>
+            <w:r/>
+            <w:r>
+              <w:rPr>
+                <w:rFonts w:ascii="Consolas" w:hAnsi="Consolas"/>
+                <w:sz w:val="17"/>
+              </w:rPr>
+              <w:t>onReportCreated</w:t>
+            </w:r>
+          </w:p>
+        </w:tc>
+        <w:tc>
+          <w:tcPr>
+            <w:tcW w:type="dxa" w:w="1656"/>
+          </w:tcPr>
+          <w:p>
+            <w:pPr>
+              <w:spacing w:after="40"/>
+            </w:pPr>
+            <w:r/>
+            <w:r>
+              <w:rPr>
+                <w:sz w:val="17"/>
+              </w:rPr>
+              <w:t>Firestore trigger</w:t>
+            </w:r>
+          </w:p>
+        </w:tc>
+        <w:tc>
+          <w:tcPr>
+            <w:tcW w:type="dxa" w:w="2304"/>
+          </w:tcPr>
+          <w:p>
+            <w:pPr>
+              <w:spacing w:after="40"/>
+            </w:pPr>
+            <w:r/>
+            <w:r>
+              <w:rPr>
+                <w:sz w:val="17"/>
+              </w:rPr>
+              <w:t>reports/{reportId} created</w:t>
+            </w:r>
+          </w:p>
+        </w:tc>
+        <w:tc>
+          <w:tcPr>
+            <w:tcW w:type="dxa" w:w="3168"/>
+          </w:tcPr>
+          <w:p>
+            <w:pPr>
+              <w:spacing w:after="40"/>
+            </w:pPr>
+            <w:r/>
+            <w:r>
+              <w:rPr>
+                <w:sz w:val="17"/>
+              </w:rPr>
+              <w:t>Writes a mail/{autoId} document in the Trigger Email extension shape, so a report reaches a person. Omits absent fields so a support queue never reads "undefined".</w:t>
+            </w:r>
+          </w:p>
+        </w:tc>
+      </w:tr>
+      <w:tr>
+        <w:tc>
+          <w:tcPr>
+            <w:tcW w:type="dxa" w:w="1944"/>
+          </w:tcPr>
+          <w:p>
+            <w:pPr>
+              <w:spacing w:after="40"/>
+            </w:pPr>
+            <w:r/>
+            <w:r>
+              <w:rPr>
+                <w:rFonts w:ascii="Consolas" w:hAnsi="Consolas"/>
+                <w:sz w:val="17"/>
+              </w:rPr>
+              <w:t>deleteAccount</w:t>
+            </w:r>
+          </w:p>
+        </w:tc>
+        <w:tc>
+          <w:tcPr>
+            <w:tcW w:type="dxa" w:w="1656"/>
+          </w:tcPr>
+          <w:p>
+            <w:pPr>
+              <w:spacing w:after="40"/>
+            </w:pPr>
+            <w:r/>
+            <w:r>
+              <w:rPr>
+                <w:sz w:val="17"/>
+              </w:rPr>
+              <w:t>Callable (v2 onCall)</w:t>
+            </w:r>
+          </w:p>
+        </w:tc>
+        <w:tc>
+          <w:tcPr>
+            <w:tcW w:type="dxa" w:w="2304"/>
+          </w:tcPr>
+          <w:p>
+            <w:pPr>
+              <w:spacing w:after="40"/>
+            </w:pPr>
+            <w:r/>
+            <w:r>
+              <w:rPr>
+                <w:sz w:val="17"/>
+              </w:rPr>
+              <w:t>{} -&gt; { ok }</w:t>
+            </w:r>
+          </w:p>
+        </w:tc>
+        <w:tc>
+          <w:tcPr>
+            <w:tcW w:type="dxa" w:w="3168"/>
+          </w:tcPr>
+          <w:p>
+            <w:pPr>
+              <w:spacing w:after="40"/>
+            </w:pPr>
+            <w:r/>
+            <w:r>
+              <w:rPr>
+                <w:sz w:val="17"/>
+              </w:rPr>
+              <w:t>Cascades eight steps then deletes the Auth user LAST. Takes no uid: it deletes its caller.</w:t>
+            </w:r>
+          </w:p>
+        </w:tc>
+      </w:tr>
     </w:tbl>
     <w:p>
       <w:pPr>
@@ -11594,6 +12380,11 @@
       </w:pPr>
       <w:r>
         <w:t>14.1 Three suites, three runners</w:t>
+      </w:r>
+    </w:p>
+    <w:p>
+      <w:r>
+        <w:t>Counts are as of 4 September 2026, after the App Store compliance work. The functions suite gained an in-memory Firestore double (functions/src/testing/fakeFirestore.ts) for the deletion cascade, deliberately instead of emulator-backed tests, so that suite stays a plain unit run with no Java and no ports. Its header says plainly that it is not a Firestore: anything it cannot express should be checked against the emulator by hand rather than by growing the file.</w:t>
       </w:r>
     </w:p>
     <w:tbl>
@@ -11736,7 +12527,7 @@
               <w:rPr>
                 <w:sz w:val="17"/>
               </w:rPr>
-              <w:t>70 suites over utils, services, hooks, components and constants</w:t>
+              <w:t>80 suites over utils, services, hooks, components, screens and constants</w:t>
             </w:r>
           </w:p>
         </w:tc>
@@ -11753,7 +12544,7 @@
               <w:rPr>
                 <w:sz w:val="17"/>
               </w:rPr>
-              <w:t>564 / 564 pass</w:t>
+              <w:t>638 / 638 pass</w:t>
             </w:r>
           </w:p>
         </w:tc>
@@ -11824,7 +12615,7 @@
               <w:rPr>
                 <w:sz w:val="17"/>
               </w:rPr>
-              <w:t>52 / 52 pass (38 Firestore + 14 Storage)</w:t>
+              <w:t>68 / 68 pass (54 Firestore + 14 Storage)</w:t>
             </w:r>
           </w:p>
         </w:tc>
@@ -11878,7 +12669,7 @@
               <w:rPr>
                 <w:sz w:val="17"/>
               </w:rPr>
-              <w:t>Triggers, callables, recipients, push send (9 suites)</w:t>
+              <w:t>Triggers, callables, recipients, push send, the deletion cascade (11 suites)</w:t>
             </w:r>
           </w:p>
         </w:tc>
@@ -11895,7 +12686,7 @@
               <w:rPr>
                 <w:sz w:val="17"/>
               </w:rPr>
-              <w:t>23 / 23 pass</w:t>
+              <w:t>43 / 43 pass</w:t>
             </w:r>
           </w:p>
         </w:tc>
@@ -12468,7 +13259,16 @@
         <w:spacing w:after="60"/>
       </w:pPr>
       <w:r>
-        <w:t>Confirm the App Store compliance surface (blocking, reporting, account deletion) — see section 17.</w:t>
+        <w:t>Publish the privacy policy, terms and support pages at the URLs in constants/legal.ts, and change LEGAL_SITE from its placeholder. App Review opens these links.</w:t>
+      </w:r>
+    </w:p>
+    <w:p>
+      <w:pPr>
+        <w:pStyle w:val="ListNumber"/>
+        <w:spacing w:after="60"/>
+      </w:pPr>
+      <w:r>
+        <w:t>Install the Trigger Email from Firestore extension (or replace the mail/ write in onReportCreated with a provider call), and point it at a support address somebody reads. Without it, reports are filed and nobody is told.</w:t>
       </w:r>
     </w:p>
     <w:p>
@@ -12849,12 +13649,17 @@
         <w:pStyle w:val="Heading2"/>
       </w:pPr>
       <w:r>
-        <w:t>17.1 Specified but not implemented</w:t>
-      </w:r>
-    </w:p>
-    <w:p>
-      <w:r>
-        <w:t>docs/superpowers/specs/2026-08-12-app-store-compliance-design.md is a written design with no implementation plan yet. It covers the surface Apple requires of a social app: blocking, reporting and account deletion, including the ordering that deletion has to follow (a hoster's future events become cancelled: true, while past events survive so attendees keep their history and points, since nobody turns up to something with no host). This is the next feature to plan.</w:t>
+        <w:t>17.1 Shipped since this document was first written</w:t>
+      </w:r>
+    </w:p>
+    <w:p>
+      <w:r>
+        <w:t>The App Store compliance work described in docs/superpowers/specs/2026-08-12-app-store-compliance-design.md is implemented in full across five phases (plan: docs/superpowers/plans/2026-09-05-app-store-compliance.md): blocking, reporting, in-app account deletion, terms acceptance, and content filtering. Guideline 1.2 and Guideline 5.1.1(v) are satisfied in code — section 10.8 covers the mechanisms and the decisions behind them. What remains for those requirements is not engineering: the company website with a real privacy policy, terms and support page (App Review opens the links in constants/legal.ts, which currently point at a placeholder domain), the Trigger Email extension or a provider behind onReportCreated, and a support address somebody actually reads.</w:t>
+      </w:r>
+    </w:p>
+    <w:p>
+      <w:r>
+        <w:t>The reporting queue is an ONGOING COMPANY OBLIGATION rather than a shipped feature. Apple requires timely responses to reports and can remove an app for failing to act on violating content, so somebody has to own the queue before submission, not after.</w:t>
       </w:r>
     </w:p>
     <w:p>
